--- a/중국어_대화문/4부_docx/4부_04화_부성장과_청시.docx
+++ b/중국어_대화문/4부_docx/4부_04화_부성장과_청시.docx
@@ -29,7 +29,7 @@
         <w:t>배경:</w:t>
       </w:r>
       <w:r>
-        <w:t xml:space="preserve"> [선즈위안 시점] 2023년 5월 4일(목)부터 12일(금) 밤까지. 올봄 북원성에서는 중견 개발사가 줄줄이 무너졌다. 분양대금 감독계좌가 비어 있다는 소문이 돌고, 공사가 멈춘 단지마다 계약자들이 모여들며, 이미 쌓인 지방 융자플랫폼 채무가 개발사 부도와 맞물려 번질까 성 전체가 숨을 죽이고 있다. 4월 말 발표된 인사로 창촨시 시위서기 선즈위안은 북원성 부성장이 되어 5월 8일(월) 처음 출근한다. 그를 기다린 것은 스물두 살 선조생 청시. 이 화의 수치는 모두 가상이다. 첫날 청시는 채무 보고서 총계와 항목 합계가 240억 어긋난다고 말하고, 5월 9일(화) 메이뤄란이 성정부 전달실에서 두 시간을 기다려 남긴 한 줄 '别拦着转送'을 받아 적는 것도 그다. 선즈위안은 숫자는 바로잡고 쪽지는 서류 더미 아래 두며, 5월 12일(금) 밤이 저문다.</w:t>
+        <w:t xml:space="preserve"> [선즈위안 시점] 2023년 5월 4일(목)부터 12일(금) 밤까지. 올봄 북원성에서는 중견 개발사가 줄줄이 무너졌다. 분양대금 감독계좌가 비어 있다는 소문이 돌고, 공사가 멈춘 단지마다 계약자들이 모여들며, 이미 쌓인 지방 융자플랫폼 채무가 개발사 부도와 맞물려 번질까 성 전체가 숨을 죽이고 있다. 4월 말 발표된 인사로 창촨시 시위서기 선즈위안은 북원성 부성장이 되어 5월 8일(월) 처음 출근한다. 그를 기다린 것은 스물두 살 선조생 청시. 이 화의 수치는 모두 가상이다. 첫날 청시는 채무 보고서 총계와 항목 합계가 240억 어긋난다고 말하고, 5월 9일(화) 메이뤄란이 성정부 전달실에서 두 시간을 기다려 남긴 한 줄 '别拦着转送'을 받아 적는 것도 청시다. 선즈위안은 숫자는 바로잡고 쪽지는 서류 더미 아래 두며, 5월 12일(금) 밤이 저문다.</w:t>
       </w:r>
     </w:p>
     <w:p>
@@ -379,7 +379,7 @@
     </w:p>
     <w:p>
       <w:r>
-        <w:t>(这个年轻人二十二岁，瘦，戴着一副细黑框眼镜，白衬衫的袖口洗得发软，手里抱着一摞用夹子夹好的材料。他的脸还带着一点没褪干净的学生气，眼睛却很直，不躲人。)</w:t>
+        <w:t>(这个年轻人二十二岁，瘦，戴着一副细黑框眼镜，白衬衫的袖口洗得发软，手里抱着一摞用夹子夹好的材料。她的脸还带着一点没褪干净的学生气，眼睛却很直，不躲人。)</w:t>
       </w:r>
     </w:p>
     <w:p>
@@ -467,7 +467,7 @@
         <w:t>沈知远:</w:t>
       </w:r>
       <w:r>
-        <w:t xml:space="preserve"> (被问得一愣，随即笑了) 贺处长，第一天，别拦他。</w:t>
+        <w:t xml:space="preserve"> (被问得一愣，随即笑了) 贺处长，第一天，别拦她。</w:t>
       </w:r>
     </w:p>
     <w:p>
@@ -521,7 +521,7 @@
     </w:p>
     <w:p>
       <w:r>
-        <w:t>(程曦把水倒进杯子，先倒了一杯，递给贺文山，再给沈知远倒那只缺口杯。倒好以后，他很自然地把杯子转了半圈，让缺口对着沈知远的左手，没有碰到嘴唇。沈知远看了他一眼，没有说话。)</w:t>
+        <w:t>(程曦把水倒进杯子，先倒了一杯，递给贺文山，再给沈知远倒那只缺口杯。倒好以后，她很自然地把杯子转了半圈，让缺口对着沈知远的左手，没有碰到嘴唇。沈知远看了她一眼，没有说话。)</w:t>
       </w:r>
     </w:p>
     <w:p>
@@ -798,7 +798,7 @@
     </w:p>
     <w:p>
       <w:r>
-        <w:t>(晚上七点四十。沈知远从省政府三楼会议室出来，会开了整整一下午，嗓子有点哑。回到办公室，门虚掩着，灯亮着，程曦站在办公桌旁边，手里捏着一张黄色的便笺纸，纸边已经被他捏得发软。)</w:t>
+        <w:t>(晚上七点四十。沈知远从省政府三楼会议室出来，会开了整整一下午，嗓子有点哑。回到办公室，门虚掩着，灯亮着，程曦站在办公桌旁边，手里捏着一张黄色的便笺纸，纸边已经被她捏得发软。)</w:t>
       </w:r>
     </w:p>
     <w:p>
@@ -1139,7 +1139,7 @@
         <w:t>何阿姨:</w:t>
       </w:r>
       <w:r>
-        <w:t xml:space="preserve"> (看了他一眼) 小伙子，你记的比银行的人记得清楚。</w:t>
+        <w:t xml:space="preserve"> (看了她一眼) 小姑娘，你记的比银行的人记得清楚。</w:t>
       </w:r>
     </w:p>
     <w:p>
@@ -1540,7 +1540,7 @@
     </w:p>
     <w:p>
       <w:r>
-        <w:t>(出门的时候，走廊里很静。程曦拿着公文包在楼梯口等他，没有问谈得怎么样，只是看了他的脸。沈知远走过去，拍了一下他的肩膀。)</w:t>
+        <w:t>(出门的时候，走廊里很静。程曦拿着公文包在楼梯口等他，没有问谈得怎么样，只是看了他的脸。沈知远走过去，拍了一下她的肩膀。)</w:t>
       </w:r>
     </w:p>
     <w:p>
@@ -1635,7 +1635,7 @@
     </w:p>
     <w:p>
       <w:r>
-        <w:t>(他停住。他的手悬在那座纸山上，没有碰，眼睛看着一个角落。那里，一小截黄色的纸边从报告和联名信之间露出来，被压得很平，已经和报告的红头融成一片颜色。)</w:t>
+        <w:t>(她停住。她的手悬在那座纸山上，没有碰，眼睛看着一个角落。那里，一小截黄色的纸边从报告和联名信之间露出来，被压得很平，已经和报告的红头融成一片颜色。)</w:t>
       </w:r>
     </w:p>
     <w:p>
@@ -1723,7 +1723,7 @@
         <w:t>沈知远:</w:t>
       </w:r>
       <w:r>
-        <w:t xml:space="preserve"> (终于抬起头，看了他很久) 那就说明，还没到我该动的时候。</w:t>
+        <w:t xml:space="preserve"> (终于抬起头，看了她很久) 那就说明，还没到我该动的时候。</w:t>
       </w:r>
     </w:p>
     <w:p>
@@ -1810,7 +1810,7 @@
     </w:p>
     <w:p>
       <w:r>
-        <w:t>(他退到门口，又回头，像是有话要说。沈知远摆了摆手，他才轻轻带上门。)</w:t>
+        <w:t>(她退到门口，又回头，像是有话要说。沈知远摆了摆手，她才轻轻带上门。)</w:t>
       </w:r>
     </w:p>
     <w:p>
